--- a/india-ageing-atlas/prism_lasi_2026/national_ref_equations_2026/LASI_RefEq_Figures.docx
+++ b/india-ageing-atlas/prism_lasi_2026/national_ref_equations_2026/LASI_RefEq_Figures.docx
@@ -73,7 +73,7 @@
       <w:r>
         <w:drawing>
           <wp:inline xmlns:a="http://schemas.openxmlformats.org/drawingml/2006/main" xmlns:pic="http://schemas.openxmlformats.org/drawingml/2006/picture">
-            <wp:extent cx="5394960" cy="2252632"/>
+            <wp:extent cx="5394960" cy="3130094"/>
             <wp:docPr id="2" name="Picture 2"/>
             <wp:cNvGraphicFramePr>
               <a:graphicFrameLocks noChangeAspect="1"/>
@@ -94,7 +94,7 @@
                   <pic:spPr>
                     <a:xfrm>
                       <a:off x="0" y="0"/>
-                      <a:ext cx="5394960" cy="2252632"/>
+                      <a:ext cx="5394960" cy="3130094"/>
                     </a:xfrm>
                     <a:prstGeom prst="rect"/>
                   </pic:spPr>

--- a/india-ageing-atlas/prism_lasi_2026/national_ref_equations_2026/LASI_RefEq_Figures.docx
+++ b/india-ageing-atlas/prism_lasi_2026/national_ref_equations_2026/LASI_RefEq_Figures.docx
@@ -73,7 +73,7 @@
       <w:r>
         <w:drawing>
           <wp:inline xmlns:a="http://schemas.openxmlformats.org/drawingml/2006/main" xmlns:pic="http://schemas.openxmlformats.org/drawingml/2006/picture">
-            <wp:extent cx="5394960" cy="3130094"/>
+            <wp:extent cx="5394960" cy="3130093"/>
             <wp:docPr id="2" name="Picture 2"/>
             <wp:cNvGraphicFramePr>
               <a:graphicFrameLocks noChangeAspect="1"/>
@@ -94,7 +94,7 @@
                   <pic:spPr>
                     <a:xfrm>
                       <a:off x="0" y="0"/>
-                      <a:ext cx="5394960" cy="3130094"/>
+                      <a:ext cx="5394960" cy="3130093"/>
                     </a:xfrm>
                     <a:prstGeom prst="rect"/>
                   </pic:spPr>
